--- a/0-all/1-2025-2026/2-second-semester/2-G-2/0-semestar-plan/G2 - 2ST SEMESTER PLAN.docx
+++ b/0-all/1-2025-2026/2-second-semester/2-G-2/0-semestar-plan/G2 - 2ST SEMESTER PLAN.docx
@@ -166,7 +166,6 @@
                               </w:rPr>
                               <w:t>(</w:t>
                             </w:r>
-                            <w:proofErr w:type="gramStart"/>
                             <w:r>
                               <w:rPr>
                                 <w:rFonts w:ascii="29LT Bukra Bold Italic" w:hAnsi="29LT Bukra Bold Italic" w:cs="29LT Bukra Bold Italic"/>
@@ -194,17 +193,7 @@
                                 <w:szCs w:val="24"/>
                                 <w:lang w:val="en"/>
                               </w:rPr>
-                              <w:t xml:space="preserve">   </w:t>
-                            </w:r>
-                            <w:proofErr w:type="gramEnd"/>
-                            <w:r>
-                              <w:rPr>
-                                <w:rFonts w:ascii="29LT Bukra Bold Italic" w:hAnsi="29LT Bukra Bold Italic" w:cs="29LT Bukra Bold Italic"/>
-                                <w:sz w:val="24"/>
-                                <w:szCs w:val="24"/>
-                                <w:lang w:val="en"/>
-                              </w:rPr>
-                              <w:t xml:space="preserve">  </w:t>
+                              <w:t xml:space="preserve">     </w:t>
                             </w:r>
                             <w:r>
                               <w:rPr>
@@ -271,17 +260,7 @@
                                 <w:szCs w:val="24"/>
                                 <w:lang w:val="en"/>
                               </w:rPr>
-                              <w:t xml:space="preserve"> </w:t>
-                            </w:r>
-                            <w:proofErr w:type="gramStart"/>
-                            <w:r>
-                              <w:rPr>
-                                <w:rFonts w:ascii="29LT Bukra Bold Italic" w:hAnsi="29LT Bukra Bold Italic" w:cs="29LT Bukra Bold Italic"/>
-                                <w:sz w:val="24"/>
-                                <w:szCs w:val="24"/>
-                                <w:lang w:val="en"/>
-                              </w:rPr>
-                              <w:t xml:space="preserve">   </w:t>
+                              <w:t xml:space="preserve">    </w:t>
                             </w:r>
                             <w:r>
                               <w:rPr>
@@ -292,7 +271,6 @@
                               </w:rPr>
                               <w:t>(</w:t>
                             </w:r>
-                            <w:proofErr w:type="gramEnd"/>
                             <w:r>
                               <w:rPr>
                                 <w:rFonts w:ascii="29LT Bukra Bold Italic" w:hAnsi="29LT Bukra Bold Italic" w:cs="29LT Bukra Bold Italic"/>
@@ -759,7 +737,7 @@
         </w:tc>
         <w:tc>
           <w:tcPr>
-            <w:tcW w:w="2009" w:type="dxa"/>
+            <w:tcW w:w="2017" w:type="dxa"/>
             <w:shd w:val="clear" w:color="auto" w:fill="FFE599" w:themeFill="accent4" w:themeFillTint="66"/>
             <w:vAlign w:val="center"/>
           </w:tcPr>
@@ -773,90 +751,52 @@
                 <w:bCs/>
                 <w:sz w:val="20"/>
                 <w:szCs w:val="20"/>
-                <w:rtl/>
-              </w:rPr>
-            </w:pPr>
-            <w:r>
-              <w:rPr>
-                <w:rFonts w:ascii="29LT Bukra Bold Italic" w:hAnsi="29LT Bukra Bold Italic" w:cs="29LT Bukra Bold Italic"/>
-                <w:b/>
-                <w:bCs/>
-                <w:sz w:val="20"/>
-                <w:szCs w:val="20"/>
-              </w:rPr>
-              <w:t>1</w:t>
-            </w:r>
-            <w:proofErr w:type="gramStart"/>
-            <w:r>
-              <w:rPr>
-                <w:rFonts w:ascii="29LT Bukra Bold Italic" w:hAnsi="29LT Bukra Bold Italic" w:cs="29LT Bukra Bold Italic"/>
-                <w:b/>
-                <w:bCs/>
-                <w:sz w:val="20"/>
-                <w:szCs w:val="20"/>
-                <w:vertAlign w:val="superscript"/>
-              </w:rPr>
-              <w:t>st</w:t>
-            </w:r>
-            <w:r>
-              <w:rPr>
-                <w:rFonts w:ascii="29LT Bukra Bold Italic" w:hAnsi="29LT Bukra Bold Italic" w:cs="29LT Bukra Bold Italic"/>
-                <w:b/>
-                <w:bCs/>
-                <w:sz w:val="20"/>
-                <w:szCs w:val="20"/>
-              </w:rPr>
-              <w:t xml:space="preserve">  Week</w:t>
-            </w:r>
-            <w:proofErr w:type="gramEnd"/>
-          </w:p>
-          <w:p>
-            <w:pPr>
-              <w:bidi/>
-              <w:jc w:val="center"/>
-              <w:rPr>
-                <w:rFonts w:ascii="29LT Bukra Bold Italic" w:hAnsi="29LT Bukra Bold Italic" w:cs="29LT Bukra Bold Italic"/>
-                <w:b/>
-                <w:bCs/>
-                <w:sz w:val="20"/>
-                <w:szCs w:val="20"/>
-                <w:rtl/>
-              </w:rPr>
-            </w:pPr>
-            <w:r>
-              <w:rPr>
-                <w:rFonts w:ascii="29LT Bukra Bold Italic" w:hAnsi="29LT Bukra Bold Italic" w:cs="29LT Bukra Bold Italic" w:hint="cs"/>
-                <w:b/>
-                <w:bCs/>
-                <w:sz w:val="20"/>
-                <w:szCs w:val="20"/>
-                <w:rtl/>
-              </w:rPr>
-              <w:t>29/</w:t>
-            </w:r>
-            <w:proofErr w:type="gramStart"/>
-            <w:r>
-              <w:rPr>
-                <w:rFonts w:ascii="29LT Bukra Bold Italic" w:hAnsi="29LT Bukra Bold Italic" w:cs="29LT Bukra Bold Italic" w:hint="cs"/>
-                <w:b/>
-                <w:bCs/>
-                <w:sz w:val="20"/>
-                <w:szCs w:val="20"/>
-                <w:rtl/>
-              </w:rPr>
-              <w:t>7 :</w:t>
-            </w:r>
-            <w:proofErr w:type="gramEnd"/>
-            <w:r>
-              <w:rPr>
-                <w:rFonts w:ascii="29LT Bukra Bold Italic" w:hAnsi="29LT Bukra Bold Italic" w:cs="29LT Bukra Bold Italic" w:hint="cs"/>
-                <w:b/>
-                <w:bCs/>
-                <w:sz w:val="20"/>
-                <w:szCs w:val="20"/>
-                <w:rtl/>
-              </w:rPr>
-              <w:t xml:space="preserve"> 3/8</w:t>
+              </w:rPr>
+            </w:pPr>
+            <w:r>
+              <w:rPr>
+                <w:rFonts w:ascii="29LT Bukra Bold Italic" w:hAnsi="29LT Bukra Bold Italic" w:cs="29LT Bukra Bold Italic"/>
+                <w:b/>
+                <w:bCs/>
+                <w:sz w:val="20"/>
+                <w:szCs w:val="20"/>
+              </w:rPr>
+              <w:t>1st  Week</w:t>
+            </w:r>
+          </w:p>
+          <w:p>
+            <w:pPr>
+              <w:bidi/>
+              <w:jc w:val="center"/>
+              <w:rPr>
+                <w:rFonts w:ascii="29LT Bukra Bold Italic" w:hAnsi="29LT Bukra Bold Italic" w:cs="29LT Bukra Bold Italic"/>
+                <w:b/>
+                <w:bCs/>
+                <w:sz w:val="20"/>
+                <w:szCs w:val="20"/>
+                <w:rtl/>
+              </w:rPr>
+            </w:pPr>
+            <w:r>
+              <w:rPr>
+                <w:rFonts w:ascii="29LT Bukra Bold Italic" w:hAnsi="29LT Bukra Bold Italic" w:cs="29LT Bukra Bold Italic"/>
+                <w:b/>
+                <w:bCs/>
+                <w:sz w:val="20"/>
+                <w:szCs w:val="20"/>
+              </w:rPr>
+              <w:t>18/1</w:t>
+            </w:r>
+            <w:r>
+              <w:rPr>
+                <w:rFonts w:ascii="29LT Bukra Bold Italic" w:hAnsi="29LT Bukra Bold Italic" w:cs="29LT Bukra Bold Italic"/>
+                <w:b/>
+                <w:bCs/>
+                <w:sz w:val="20"/>
+                <w:szCs w:val="20"/>
+                <w:rtl/>
+              </w:rPr>
+              <w:t xml:space="preserve"> : 22/1  </w:t>
             </w:r>
           </w:p>
         </w:tc>
@@ -907,90 +847,52 @@
                 <w:bCs/>
                 <w:sz w:val="20"/>
                 <w:szCs w:val="20"/>
-                <w:rtl/>
-              </w:rPr>
-            </w:pPr>
-            <w:r>
-              <w:rPr>
-                <w:rFonts w:ascii="29LT Bukra Bold Italic" w:hAnsi="29LT Bukra Bold Italic" w:cs="29LT Bukra Bold Italic"/>
-                <w:b/>
-                <w:bCs/>
-                <w:sz w:val="20"/>
-                <w:szCs w:val="20"/>
-              </w:rPr>
-              <w:t>2</w:t>
-            </w:r>
-            <w:proofErr w:type="gramStart"/>
-            <w:r>
-              <w:rPr>
-                <w:rFonts w:ascii="29LT Bukra Bold Italic" w:hAnsi="29LT Bukra Bold Italic" w:cs="29LT Bukra Bold Italic"/>
-                <w:b/>
-                <w:bCs/>
-                <w:sz w:val="20"/>
-                <w:szCs w:val="20"/>
-                <w:vertAlign w:val="superscript"/>
-              </w:rPr>
-              <w:t>nd</w:t>
-            </w:r>
-            <w:r>
-              <w:rPr>
-                <w:rFonts w:ascii="29LT Bukra Bold Italic" w:hAnsi="29LT Bukra Bold Italic" w:cs="29LT Bukra Bold Italic"/>
-                <w:b/>
-                <w:bCs/>
-                <w:sz w:val="20"/>
-                <w:szCs w:val="20"/>
-              </w:rPr>
-              <w:t xml:space="preserve">  Week</w:t>
-            </w:r>
-            <w:proofErr w:type="gramEnd"/>
-          </w:p>
-          <w:p>
-            <w:pPr>
-              <w:bidi/>
-              <w:jc w:val="center"/>
-              <w:rPr>
-                <w:rFonts w:ascii="29LT Bukra Bold Italic" w:hAnsi="29LT Bukra Bold Italic" w:cs="29LT Bukra Bold Italic"/>
-                <w:b/>
-                <w:bCs/>
-                <w:sz w:val="20"/>
-                <w:szCs w:val="20"/>
-                <w:rtl/>
-              </w:rPr>
-            </w:pPr>
-            <w:r>
-              <w:rPr>
-                <w:rFonts w:ascii="29LT Bukra Bold Italic" w:hAnsi="29LT Bukra Bold Italic" w:cs="29LT Bukra Bold Italic" w:hint="cs"/>
-                <w:b/>
-                <w:bCs/>
-                <w:sz w:val="20"/>
-                <w:szCs w:val="20"/>
-                <w:rtl/>
-              </w:rPr>
-              <w:t>6/</w:t>
-            </w:r>
-            <w:proofErr w:type="gramStart"/>
-            <w:r>
-              <w:rPr>
-                <w:rFonts w:ascii="29LT Bukra Bold Italic" w:hAnsi="29LT Bukra Bold Italic" w:cs="29LT Bukra Bold Italic" w:hint="cs"/>
-                <w:b/>
-                <w:bCs/>
-                <w:sz w:val="20"/>
-                <w:szCs w:val="20"/>
-                <w:rtl/>
-              </w:rPr>
-              <w:t>8 :</w:t>
-            </w:r>
-            <w:proofErr w:type="gramEnd"/>
-            <w:r>
-              <w:rPr>
-                <w:rFonts w:ascii="29LT Bukra Bold Italic" w:hAnsi="29LT Bukra Bold Italic" w:cs="29LT Bukra Bold Italic" w:hint="cs"/>
-                <w:b/>
-                <w:bCs/>
-                <w:sz w:val="20"/>
-                <w:szCs w:val="20"/>
-                <w:rtl/>
-              </w:rPr>
-              <w:t xml:space="preserve"> 10/8</w:t>
+              </w:rPr>
+            </w:pPr>
+            <w:r>
+              <w:rPr>
+                <w:rFonts w:ascii="29LT Bukra Bold Italic" w:hAnsi="29LT Bukra Bold Italic" w:cs="29LT Bukra Bold Italic"/>
+                <w:b/>
+                <w:bCs/>
+                <w:sz w:val="20"/>
+                <w:szCs w:val="20"/>
+              </w:rPr>
+              <w:t>2nd  Week</w:t>
+            </w:r>
+          </w:p>
+          <w:p>
+            <w:pPr>
+              <w:bidi/>
+              <w:jc w:val="center"/>
+              <w:rPr>
+                <w:rFonts w:ascii="29LT Bukra Bold Italic" w:hAnsi="29LT Bukra Bold Italic" w:cs="29LT Bukra Bold Italic"/>
+                <w:b/>
+                <w:bCs/>
+                <w:sz w:val="20"/>
+                <w:szCs w:val="20"/>
+                <w:rtl/>
+              </w:rPr>
+            </w:pPr>
+            <w:r>
+              <w:rPr>
+                <w:rFonts w:ascii="29LT Bukra Bold Italic" w:hAnsi="29LT Bukra Bold Italic" w:cs="29LT Bukra Bold Italic"/>
+                <w:b/>
+                <w:bCs/>
+                <w:sz w:val="20"/>
+                <w:szCs w:val="20"/>
+              </w:rPr>
+              <w:t>25/1</w:t>
+            </w:r>
+            <w:r>
+              <w:rPr>
+                <w:rFonts w:ascii="29LT Bukra Bold Italic" w:hAnsi="29LT Bukra Bold Italic" w:cs="29LT Bukra Bold Italic"/>
+                <w:b/>
+                <w:bCs/>
+                <w:sz w:val="20"/>
+                <w:szCs w:val="20"/>
+                <w:rtl/>
+              </w:rPr>
+              <w:t xml:space="preserve"> : 29/1</w:t>
             </w:r>
           </w:p>
         </w:tc>
@@ -1041,88 +943,52 @@
                 <w:bCs/>
                 <w:sz w:val="20"/>
                 <w:szCs w:val="20"/>
-                <w:rtl/>
-              </w:rPr>
-            </w:pPr>
-            <w:r>
-              <w:rPr>
-                <w:rFonts w:ascii="29LT Bukra Bold Italic" w:hAnsi="29LT Bukra Bold Italic" w:cs="29LT Bukra Bold Italic"/>
-                <w:b/>
-                <w:bCs/>
-                <w:sz w:val="20"/>
-                <w:szCs w:val="20"/>
-              </w:rPr>
-              <w:t>3</w:t>
-            </w:r>
-            <w:r>
-              <w:rPr>
-                <w:rFonts w:ascii="29LT Bukra Bold Italic" w:hAnsi="29LT Bukra Bold Italic" w:cs="29LT Bukra Bold Italic"/>
-                <w:b/>
-                <w:bCs/>
-                <w:sz w:val="20"/>
-                <w:szCs w:val="20"/>
-                <w:vertAlign w:val="superscript"/>
-              </w:rPr>
-              <w:t>rd</w:t>
-            </w:r>
-            <w:r>
-              <w:rPr>
-                <w:rFonts w:ascii="29LT Bukra Bold Italic" w:hAnsi="29LT Bukra Bold Italic" w:cs="29LT Bukra Bold Italic"/>
-                <w:b/>
-                <w:bCs/>
-                <w:sz w:val="20"/>
-                <w:szCs w:val="20"/>
-              </w:rPr>
-              <w:t xml:space="preserve"> Week</w:t>
-            </w:r>
-          </w:p>
-          <w:p>
-            <w:pPr>
-              <w:bidi/>
-              <w:jc w:val="center"/>
-              <w:rPr>
-                <w:rFonts w:ascii="29LT Bukra Bold Italic" w:hAnsi="29LT Bukra Bold Italic" w:cs="29LT Bukra Bold Italic"/>
-                <w:b/>
-                <w:bCs/>
-                <w:sz w:val="20"/>
-                <w:szCs w:val="20"/>
-                <w:rtl/>
-              </w:rPr>
-            </w:pPr>
-            <w:r>
-              <w:rPr>
-                <w:rFonts w:ascii="29LT Bukra Bold Italic" w:hAnsi="29LT Bukra Bold Italic" w:cs="29LT Bukra Bold Italic" w:hint="cs"/>
-                <w:b/>
-                <w:bCs/>
-                <w:sz w:val="20"/>
-                <w:szCs w:val="20"/>
-                <w:rtl/>
-              </w:rPr>
-              <w:t>13/</w:t>
-            </w:r>
-            <w:proofErr w:type="gramStart"/>
-            <w:r>
-              <w:rPr>
-                <w:rFonts w:ascii="29LT Bukra Bold Italic" w:hAnsi="29LT Bukra Bold Italic" w:cs="29LT Bukra Bold Italic" w:hint="cs"/>
-                <w:b/>
-                <w:bCs/>
-                <w:sz w:val="20"/>
-                <w:szCs w:val="20"/>
-                <w:rtl/>
-              </w:rPr>
-              <w:t>8 :</w:t>
-            </w:r>
-            <w:proofErr w:type="gramEnd"/>
-            <w:r>
-              <w:rPr>
-                <w:rFonts w:ascii="29LT Bukra Bold Italic" w:hAnsi="29LT Bukra Bold Italic" w:cs="29LT Bukra Bold Italic" w:hint="cs"/>
-                <w:b/>
-                <w:bCs/>
-                <w:sz w:val="20"/>
-                <w:szCs w:val="20"/>
-                <w:rtl/>
-              </w:rPr>
-              <w:t xml:space="preserve"> 17/8</w:t>
+              </w:rPr>
+            </w:pPr>
+            <w:r>
+              <w:rPr>
+                <w:rFonts w:ascii="29LT Bukra Bold Italic" w:hAnsi="29LT Bukra Bold Italic" w:cs="29LT Bukra Bold Italic"/>
+                <w:b/>
+                <w:bCs/>
+                <w:sz w:val="20"/>
+                <w:szCs w:val="20"/>
+              </w:rPr>
+              <w:t>3rd Week</w:t>
+            </w:r>
+          </w:p>
+          <w:p>
+            <w:pPr>
+              <w:bidi/>
+              <w:jc w:val="center"/>
+              <w:rPr>
+                <w:rFonts w:ascii="29LT Bukra Bold Italic" w:hAnsi="29LT Bukra Bold Italic" w:cs="29LT Bukra Bold Italic"/>
+                <w:b/>
+                <w:bCs/>
+                <w:sz w:val="20"/>
+                <w:szCs w:val="20"/>
+                <w:rtl/>
+              </w:rPr>
+            </w:pPr>
+            <w:r>
+              <w:rPr>
+                <w:rFonts w:ascii="29LT Bukra Bold Italic" w:hAnsi="29LT Bukra Bold Italic" w:cs="29LT Bukra Bold Italic"/>
+                <w:b/>
+                <w:bCs/>
+                <w:sz w:val="20"/>
+                <w:szCs w:val="20"/>
+              </w:rPr>
+              <w:t>1/2</w:t>
+            </w:r>
+            <w:r>
+              <w:rPr>
+                <w:rFonts w:ascii="29LT Bukra Bold Italic" w:hAnsi="29LT Bukra Bold Italic" w:cs="29LT Bukra Bold Italic"/>
+                <w:b/>
+                <w:bCs/>
+                <w:sz w:val="20"/>
+                <w:szCs w:val="20"/>
+                <w:rtl/>
+              </w:rPr>
+              <w:t xml:space="preserve">  :  5/2</w:t>
             </w:r>
           </w:p>
         </w:tc>
@@ -1159,7 +1025,7 @@
         </w:tc>
         <w:tc>
           <w:tcPr>
-            <w:tcW w:w="1711" w:type="dxa"/>
+            <w:tcW w:w="2017" w:type="dxa"/>
             <w:shd w:val="clear" w:color="auto" w:fill="FFE599" w:themeFill="accent4" w:themeFillTint="66"/>
             <w:vAlign w:val="center"/>
           </w:tcPr>
@@ -1173,64 +1039,52 @@
                 <w:bCs/>
                 <w:sz w:val="20"/>
                 <w:szCs w:val="20"/>
-                <w:rtl/>
-              </w:rPr>
-            </w:pPr>
-            <w:r>
-              <w:rPr>
-                <w:rFonts w:ascii="29LT Bukra Bold Italic" w:hAnsi="29LT Bukra Bold Italic" w:cs="29LT Bukra Bold Italic"/>
-                <w:b/>
-                <w:bCs/>
-                <w:sz w:val="20"/>
-                <w:szCs w:val="20"/>
-              </w:rPr>
-              <w:t>4</w:t>
-            </w:r>
-            <w:r>
-              <w:rPr>
-                <w:rFonts w:ascii="29LT Bukra Bold Italic" w:hAnsi="29LT Bukra Bold Italic" w:cs="29LT Bukra Bold Italic"/>
-                <w:b/>
-                <w:bCs/>
-                <w:sz w:val="20"/>
-                <w:szCs w:val="20"/>
-                <w:vertAlign w:val="superscript"/>
-              </w:rPr>
-              <w:t>th</w:t>
-            </w:r>
-            <w:r>
-              <w:rPr>
-                <w:rFonts w:ascii="29LT Bukra Bold Italic" w:hAnsi="29LT Bukra Bold Italic" w:cs="29LT Bukra Bold Italic"/>
-                <w:b/>
-                <w:bCs/>
-                <w:sz w:val="20"/>
-                <w:szCs w:val="20"/>
-              </w:rPr>
-              <w:t xml:space="preserve"> Week</w:t>
-            </w:r>
-          </w:p>
-          <w:p>
-            <w:pPr>
-              <w:bidi/>
-              <w:jc w:val="center"/>
-              <w:rPr>
-                <w:rFonts w:ascii="29LT Bukra Bold Italic" w:hAnsi="29LT Bukra Bold Italic" w:cs="29LT Bukra Bold Italic"/>
-                <w:b/>
-                <w:bCs/>
-                <w:sz w:val="20"/>
-                <w:szCs w:val="20"/>
-                <w:rtl/>
-              </w:rPr>
-            </w:pPr>
-            <w:r>
-              <w:rPr>
-                <w:rFonts w:ascii="29LT Bukra Bold Italic" w:hAnsi="29LT Bukra Bold Italic" w:cs="29LT Bukra Bold Italic" w:hint="cs"/>
-                <w:b/>
-                <w:bCs/>
-                <w:sz w:val="20"/>
-                <w:szCs w:val="20"/>
-                <w:rtl/>
-              </w:rPr>
-              <w:t>20/8 :24/8</w:t>
+              </w:rPr>
+            </w:pPr>
+            <w:r>
+              <w:rPr>
+                <w:rFonts w:ascii="29LT Bukra Bold Italic" w:hAnsi="29LT Bukra Bold Italic" w:cs="29LT Bukra Bold Italic"/>
+                <w:b/>
+                <w:bCs/>
+                <w:sz w:val="20"/>
+                <w:szCs w:val="20"/>
+              </w:rPr>
+              <w:t>4th Week</w:t>
+            </w:r>
+          </w:p>
+          <w:p>
+            <w:pPr>
+              <w:bidi/>
+              <w:jc w:val="center"/>
+              <w:rPr>
+                <w:rFonts w:ascii="29LT Bukra Bold Italic" w:hAnsi="29LT Bukra Bold Italic" w:cs="29LT Bukra Bold Italic"/>
+                <w:b/>
+                <w:bCs/>
+                <w:sz w:val="20"/>
+                <w:szCs w:val="20"/>
+                <w:rtl/>
+              </w:rPr>
+            </w:pPr>
+            <w:r>
+              <w:rPr>
+                <w:rFonts w:ascii="29LT Bukra Bold Italic" w:hAnsi="29LT Bukra Bold Italic" w:cs="29LT Bukra Bold Italic"/>
+                <w:b/>
+                <w:bCs/>
+                <w:sz w:val="20"/>
+                <w:szCs w:val="20"/>
+              </w:rPr>
+              <w:t>2/12</w:t>
+            </w:r>
+            <w:r>
+              <w:rPr>
+                <w:rFonts w:ascii="29LT Bukra Bold Italic" w:hAnsi="29LT Bukra Bold Italic" w:cs="29LT Bukra Bold Italic"/>
+                <w:b/>
+                <w:bCs/>
+                <w:sz w:val="20"/>
+                <w:szCs w:val="20"/>
+                <w:rtl/>
+              </w:rPr>
+              <w:t xml:space="preserve"> :2/8</w:t>
             </w:r>
           </w:p>
         </w:tc>
@@ -1268,7 +1122,7 @@
         </w:tc>
         <w:tc>
           <w:tcPr>
-            <w:tcW w:w="2009" w:type="dxa"/>
+            <w:tcW w:w="2017" w:type="dxa"/>
             <w:vMerge w:val="restart"/>
             <w:vAlign w:val="center"/>
           </w:tcPr>
@@ -1428,7 +1282,7 @@
         </w:tc>
         <w:tc>
           <w:tcPr>
-            <w:tcW w:w="1711" w:type="dxa"/>
+            <w:tcW w:w="2017" w:type="dxa"/>
             <w:vMerge w:val="restart"/>
             <w:vAlign w:val="center"/>
           </w:tcPr>
@@ -1487,7 +1341,7 @@
         </w:tc>
         <w:tc>
           <w:tcPr>
-            <w:tcW w:w="2009" w:type="dxa"/>
+            <w:tcW w:w="2017" w:type="dxa"/>
             <w:vMerge/>
             <w:vAlign w:val="center"/>
           </w:tcPr>
@@ -1625,7 +1479,7 @@
         </w:tc>
         <w:tc>
           <w:tcPr>
-            <w:tcW w:w="1711" w:type="dxa"/>
+            <w:tcW w:w="2017" w:type="dxa"/>
             <w:vMerge/>
             <w:vAlign w:val="center"/>
           </w:tcPr>
@@ -1676,7 +1530,7 @@
         </w:tc>
         <w:tc>
           <w:tcPr>
-            <w:tcW w:w="2009" w:type="dxa"/>
+            <w:tcW w:w="2017" w:type="dxa"/>
             <w:vMerge/>
             <w:vAlign w:val="center"/>
           </w:tcPr>
@@ -1814,7 +1668,7 @@
         </w:tc>
         <w:tc>
           <w:tcPr>
-            <w:tcW w:w="1711" w:type="dxa"/>
+            <w:tcW w:w="2017" w:type="dxa"/>
             <w:vMerge/>
             <w:vAlign w:val="center"/>
           </w:tcPr>
@@ -1865,7 +1719,7 @@
         </w:tc>
         <w:tc>
           <w:tcPr>
-            <w:tcW w:w="2009" w:type="dxa"/>
+            <w:tcW w:w="2017" w:type="dxa"/>
             <w:vMerge/>
             <w:vAlign w:val="center"/>
           </w:tcPr>
@@ -2003,7 +1857,7 @@
         </w:tc>
         <w:tc>
           <w:tcPr>
-            <w:tcW w:w="1711" w:type="dxa"/>
+            <w:tcW w:w="2017" w:type="dxa"/>
             <w:vMerge/>
             <w:vAlign w:val="center"/>
           </w:tcPr>
@@ -2054,7 +1908,7 @@
         </w:tc>
         <w:tc>
           <w:tcPr>
-            <w:tcW w:w="2009" w:type="dxa"/>
+            <w:tcW w:w="2017" w:type="dxa"/>
             <w:vMerge/>
             <w:vAlign w:val="center"/>
           </w:tcPr>
@@ -2192,7 +2046,7 @@
         </w:tc>
         <w:tc>
           <w:tcPr>
-            <w:tcW w:w="1711" w:type="dxa"/>
+            <w:tcW w:w="2017" w:type="dxa"/>
             <w:vMerge/>
             <w:vAlign w:val="center"/>
           </w:tcPr>
@@ -2248,7 +2102,7 @@
         </w:tc>
         <w:tc>
           <w:tcPr>
-            <w:tcW w:w="2009" w:type="dxa"/>
+            <w:tcW w:w="2017" w:type="dxa"/>
             <w:shd w:val="clear" w:color="auto" w:fill="FFE599" w:themeFill="accent4" w:themeFillTint="66"/>
             <w:vAlign w:val="center"/>
           </w:tcPr>
@@ -2312,38 +2166,13 @@
             </w:pPr>
             <w:r>
               <w:rPr>
-                <w:rFonts w:ascii="29LT Bukra Bold Italic" w:hAnsi="29LT Bukra Bold Italic" w:cs="29LT Bukra Bold Italic" w:hint="cs"/>
-                <w:b/>
-                <w:bCs/>
-                <w:sz w:val="20"/>
-                <w:szCs w:val="20"/>
-                <w:rtl/>
-              </w:rPr>
-              <w:t>27/</w:t>
-            </w:r>
-            <w:proofErr w:type="gramStart"/>
-            <w:r>
-              <w:rPr>
-                <w:rFonts w:ascii="29LT Bukra Bold Italic" w:hAnsi="29LT Bukra Bold Italic" w:cs="29LT Bukra Bold Italic" w:hint="cs"/>
-                <w:b/>
-                <w:bCs/>
-                <w:sz w:val="20"/>
-                <w:szCs w:val="20"/>
-                <w:rtl/>
-              </w:rPr>
-              <w:t>8 :</w:t>
-            </w:r>
-            <w:proofErr w:type="gramEnd"/>
-            <w:r>
-              <w:rPr>
-                <w:rFonts w:ascii="29LT Bukra Bold Italic" w:hAnsi="29LT Bukra Bold Italic" w:cs="29LT Bukra Bold Italic" w:hint="cs"/>
-                <w:b/>
-                <w:bCs/>
-                <w:sz w:val="20"/>
-                <w:szCs w:val="20"/>
-                <w:rtl/>
-              </w:rPr>
-              <w:t xml:space="preserve"> 2/9</w:t>
+                <w:rFonts w:ascii="29LT Bukra Bold Italic" w:hAnsi="29LT Bukra Bold Italic" w:cs="29LT Bukra Bold Italic"/>
+                <w:b/>
+                <w:bCs/>
+                <w:sz w:val="20"/>
+                <w:szCs w:val="20"/>
+              </w:rPr>
+              <w:t>15/2  :  19/2</w:t>
             </w:r>
           </w:p>
         </w:tc>
@@ -2444,14 +2273,13 @@
             </w:pPr>
             <w:r>
               <w:rPr>
-                <w:rFonts w:ascii="29LT Bukra Bold Italic" w:hAnsi="29LT Bukra Bold Italic" w:cs="29LT Bukra Bold Italic" w:hint="cs"/>
-                <w:b/>
-                <w:bCs/>
-                <w:sz w:val="20"/>
-                <w:szCs w:val="20"/>
-                <w:rtl/>
-              </w:rPr>
-              <w:t>5/9: 9/9</w:t>
+                <w:rFonts w:ascii="29LT Bukra Bold Italic" w:hAnsi="29LT Bukra Bold Italic" w:cs="29LT Bukra Bold Italic"/>
+                <w:b/>
+                <w:bCs/>
+                <w:sz w:val="20"/>
+                <w:szCs w:val="20"/>
+              </w:rPr>
+              <w:t>22/2 : 26:2</w:t>
             </w:r>
           </w:p>
         </w:tc>
@@ -2552,6 +2380,16 @@
             </w:pPr>
             <w:r>
               <w:rPr>
+                <w:rFonts w:ascii="29LT Bukra Bold Italic" w:hAnsi="29LT Bukra Bold Italic" w:cs="29LT Bukra Bold Italic"/>
+                <w:b/>
+                <w:bCs/>
+                <w:sz w:val="20"/>
+                <w:szCs w:val="20"/>
+              </w:rPr>
+              <w:t>3</w:t>
+            </w:r>
+            <w:r>
+              <w:rPr>
                 <w:rFonts w:ascii="29LT Bukra Bold Italic" w:hAnsi="29LT Bukra Bold Italic" w:cs="29LT Bukra Bold Italic" w:hint="cs"/>
                 <w:b/>
                 <w:bCs/>
@@ -2559,7 +2397,59 @@
                 <w:szCs w:val="20"/>
                 <w:rtl/>
               </w:rPr>
-              <w:t>12/9 :16/9</w:t>
+              <w:t>/</w:t>
+            </w:r>
+            <w:r>
+              <w:rPr>
+                <w:rFonts w:ascii="29LT Bukra Bold Italic" w:hAnsi="29LT Bukra Bold Italic" w:cs="29LT Bukra Bold Italic"/>
+                <w:b/>
+                <w:bCs/>
+                <w:sz w:val="20"/>
+                <w:szCs w:val="20"/>
+              </w:rPr>
+              <w:t>5</w:t>
+            </w:r>
+            <w:r>
+              <w:rPr>
+                <w:rFonts w:ascii="29LT Bukra Bold Italic" w:hAnsi="29LT Bukra Bold Italic" w:cs="29LT Bukra Bold Italic" w:hint="cs"/>
+                <w:b/>
+                <w:bCs/>
+                <w:sz w:val="20"/>
+                <w:szCs w:val="20"/>
+                <w:rtl/>
+              </w:rPr>
+              <w:t xml:space="preserve"> :</w:t>
+            </w:r>
+            <w:r>
+              <w:rPr>
+                <w:rFonts w:ascii="29LT Bukra Bold Italic" w:hAnsi="29LT Bukra Bold Italic" w:cs="29LT Bukra Bold Italic"/>
+                <w:b/>
+                <w:bCs/>
+                <w:sz w:val="20"/>
+                <w:szCs w:val="20"/>
+              </w:rPr>
+              <w:t>3</w:t>
+            </w:r>
+            <w:r>
+              <w:rPr>
+                <w:rFonts w:ascii="29LT Bukra Bold Italic" w:hAnsi="29LT Bukra Bold Italic" w:cs="29LT Bukra Bold Italic" w:hint="cs"/>
+                <w:b/>
+                <w:bCs/>
+                <w:sz w:val="20"/>
+                <w:szCs w:val="20"/>
+                <w:rtl/>
+              </w:rPr>
+              <w:t>/</w:t>
+            </w:r>
+            <w:r>
+              <w:rPr>
+                <w:rFonts w:ascii="29LT Bukra Bold Italic" w:hAnsi="29LT Bukra Bold Italic" w:cs="29LT Bukra Bold Italic"/>
+                <w:b/>
+                <w:bCs/>
+                <w:sz w:val="20"/>
+                <w:szCs w:val="20"/>
+              </w:rPr>
+              <w:t>1</w:t>
             </w:r>
           </w:p>
         </w:tc>
@@ -2596,7 +2486,7 @@
         </w:tc>
         <w:tc>
           <w:tcPr>
-            <w:tcW w:w="1711" w:type="dxa"/>
+            <w:tcW w:w="2017" w:type="dxa"/>
             <w:shd w:val="clear" w:color="auto" w:fill="FFE599" w:themeFill="accent4" w:themeFillTint="66"/>
             <w:vAlign w:val="center"/>
           </w:tcPr>
@@ -2667,7 +2557,73 @@
                 <w:szCs w:val="20"/>
                 <w:rtl/>
               </w:rPr>
-              <w:t>10/10: 14/10</w:t>
+              <w:t>4</w:t>
+            </w:r>
+            <w:r>
+              <w:rPr>
+                <w:rFonts w:ascii="29LT Bukra Bold Italic" w:hAnsi="29LT Bukra Bold Italic" w:cs="29LT Bukra Bold Italic" w:hint="cs"/>
+                <w:b/>
+                <w:bCs/>
+                <w:sz w:val="20"/>
+                <w:szCs w:val="20"/>
+                <w:rtl/>
+              </w:rPr>
+              <w:t>/</w:t>
+            </w:r>
+            <w:r>
+              <w:rPr>
+                <w:rFonts w:ascii="29LT Bukra Bold Italic" w:hAnsi="29LT Bukra Bold Italic" w:cs="29LT Bukra Bold Italic" w:hint="cs"/>
+                <w:b/>
+                <w:bCs/>
+                <w:sz w:val="20"/>
+                <w:szCs w:val="20"/>
+                <w:rtl/>
+              </w:rPr>
+              <w:t>2</w:t>
+            </w:r>
+            <w:r>
+              <w:rPr>
+                <w:rFonts w:ascii="29LT Bukra Bold Italic" w:hAnsi="29LT Bukra Bold Italic" w:cs="29LT Bukra Bold Italic" w:hint="cs"/>
+                <w:b/>
+                <w:bCs/>
+                <w:sz w:val="20"/>
+                <w:szCs w:val="20"/>
+                <w:rtl/>
+              </w:rPr>
+              <w:t xml:space="preserve">: </w:t>
+            </w:r>
+            <w:r>
+              <w:rPr>
+                <w:rFonts w:ascii="29LT Bukra Bold Italic" w:hAnsi="29LT Bukra Bold Italic" w:cs="29LT Bukra Bold Italic" w:hint="cs"/>
+                <w:b/>
+                <w:bCs/>
+                <w:sz w:val="20"/>
+                <w:szCs w:val="20"/>
+                <w:rtl/>
+              </w:rPr>
+              <w:t>3</w:t>
+            </w:r>
+            <w:r>
+              <w:rPr>
+                <w:rFonts w:ascii="29LT Bukra Bold Italic" w:hAnsi="29LT Bukra Bold Italic" w:cs="29LT Bukra Bold Italic" w:hint="cs"/>
+                <w:b/>
+                <w:bCs/>
+                <w:sz w:val="20"/>
+                <w:szCs w:val="20"/>
+                <w:rtl/>
+              </w:rPr>
+              <w:t>/</w:t>
+            </w:r>
+            <w:r>
+              <w:rPr>
+                <w:rFonts w:ascii="29LT Bukra Bold Italic" w:hAnsi="29LT Bukra Bold Italic" w:cs="29LT Bukra Bold Italic" w:hint="cs"/>
+                <w:b/>
+                <w:bCs/>
+                <w:sz w:val="20"/>
+                <w:szCs w:val="20"/>
+                <w:rtl/>
+              </w:rPr>
+              <w:t>29</w:t>
             </w:r>
           </w:p>
         </w:tc>
@@ -2706,7 +2662,7 @@
         </w:tc>
         <w:tc>
           <w:tcPr>
-            <w:tcW w:w="2009" w:type="dxa"/>
+            <w:tcW w:w="2017" w:type="dxa"/>
             <w:vMerge w:val="restart"/>
             <w:vAlign w:val="center"/>
           </w:tcPr>
@@ -2906,7 +2862,7 @@
         </w:tc>
         <w:tc>
           <w:tcPr>
-            <w:tcW w:w="1711" w:type="dxa"/>
+            <w:tcW w:w="2017" w:type="dxa"/>
             <w:vMerge w:val="restart"/>
             <w:vAlign w:val="center"/>
           </w:tcPr>
@@ -2966,7 +2922,7 @@
         </w:tc>
         <w:tc>
           <w:tcPr>
-            <w:tcW w:w="2009" w:type="dxa"/>
+            <w:tcW w:w="2017" w:type="dxa"/>
             <w:vMerge/>
             <w:vAlign w:val="center"/>
           </w:tcPr>
@@ -3104,7 +3060,7 @@
         </w:tc>
         <w:tc>
           <w:tcPr>
-            <w:tcW w:w="1711" w:type="dxa"/>
+            <w:tcW w:w="2017" w:type="dxa"/>
             <w:vMerge/>
             <w:vAlign w:val="center"/>
           </w:tcPr>
@@ -3156,7 +3112,7 @@
         </w:tc>
         <w:tc>
           <w:tcPr>
-            <w:tcW w:w="2009" w:type="dxa"/>
+            <w:tcW w:w="2017" w:type="dxa"/>
             <w:vMerge/>
             <w:vAlign w:val="center"/>
           </w:tcPr>
@@ -3294,7 +3250,7 @@
         </w:tc>
         <w:tc>
           <w:tcPr>
-            <w:tcW w:w="1711" w:type="dxa"/>
+            <w:tcW w:w="2017" w:type="dxa"/>
             <w:vMerge/>
             <w:vAlign w:val="center"/>
           </w:tcPr>
@@ -3346,7 +3302,7 @@
         </w:tc>
         <w:tc>
           <w:tcPr>
-            <w:tcW w:w="2009" w:type="dxa"/>
+            <w:tcW w:w="2017" w:type="dxa"/>
             <w:vMerge/>
             <w:vAlign w:val="center"/>
           </w:tcPr>
@@ -3484,7 +3440,7 @@
         </w:tc>
         <w:tc>
           <w:tcPr>
-            <w:tcW w:w="1711" w:type="dxa"/>
+            <w:tcW w:w="2017" w:type="dxa"/>
             <w:vMerge/>
             <w:vAlign w:val="center"/>
           </w:tcPr>
@@ -3536,7 +3492,7 @@
         </w:tc>
         <w:tc>
           <w:tcPr>
-            <w:tcW w:w="2009" w:type="dxa"/>
+            <w:tcW w:w="2017" w:type="dxa"/>
             <w:vMerge/>
             <w:vAlign w:val="center"/>
           </w:tcPr>
@@ -3674,7 +3630,7 @@
         </w:tc>
         <w:tc>
           <w:tcPr>
-            <w:tcW w:w="1711" w:type="dxa"/>
+            <w:tcW w:w="2017" w:type="dxa"/>
             <w:vMerge/>
             <w:vAlign w:val="center"/>
           </w:tcPr>
@@ -3730,7 +3686,7 @@
         </w:tc>
         <w:tc>
           <w:tcPr>
-            <w:tcW w:w="2009" w:type="dxa"/>
+            <w:tcW w:w="2017" w:type="dxa"/>
             <w:shd w:val="clear" w:color="auto" w:fill="FFE599" w:themeFill="accent4" w:themeFillTint="66"/>
             <w:vAlign w:val="center"/>
           </w:tcPr>
@@ -3801,7 +3757,73 @@
                 <w:szCs w:val="20"/>
                 <w:rtl/>
               </w:rPr>
-              <w:t>17/10: 21/10</w:t>
+              <w:t>4</w:t>
+            </w:r>
+            <w:r>
+              <w:rPr>
+                <w:rFonts w:ascii="29LT Bukra Bold Italic" w:hAnsi="29LT Bukra Bold Italic" w:cs="29LT Bukra Bold Italic" w:hint="cs"/>
+                <w:b/>
+                <w:bCs/>
+                <w:sz w:val="20"/>
+                <w:szCs w:val="20"/>
+                <w:rtl/>
+              </w:rPr>
+              <w:t>/</w:t>
+            </w:r>
+            <w:r>
+              <w:rPr>
+                <w:rFonts w:ascii="29LT Bukra Bold Italic" w:hAnsi="29LT Bukra Bold Italic" w:cs="29LT Bukra Bold Italic" w:hint="cs"/>
+                <w:b/>
+                <w:bCs/>
+                <w:sz w:val="20"/>
+                <w:szCs w:val="20"/>
+                <w:rtl/>
+              </w:rPr>
+              <w:t>9</w:t>
+            </w:r>
+            <w:r>
+              <w:rPr>
+                <w:rFonts w:ascii="29LT Bukra Bold Italic" w:hAnsi="29LT Bukra Bold Italic" w:cs="29LT Bukra Bold Italic" w:hint="cs"/>
+                <w:b/>
+                <w:bCs/>
+                <w:sz w:val="20"/>
+                <w:szCs w:val="20"/>
+                <w:rtl/>
+              </w:rPr>
+              <w:t xml:space="preserve">: </w:t>
+            </w:r>
+            <w:r>
+              <w:rPr>
+                <w:rFonts w:ascii="29LT Bukra Bold Italic" w:hAnsi="29LT Bukra Bold Italic" w:cs="29LT Bukra Bold Italic" w:hint="cs"/>
+                <w:b/>
+                <w:bCs/>
+                <w:sz w:val="20"/>
+                <w:szCs w:val="20"/>
+                <w:rtl/>
+              </w:rPr>
+              <w:t>4</w:t>
+            </w:r>
+            <w:r>
+              <w:rPr>
+                <w:rFonts w:ascii="29LT Bukra Bold Italic" w:hAnsi="29LT Bukra Bold Italic" w:cs="29LT Bukra Bold Italic" w:hint="cs"/>
+                <w:b/>
+                <w:bCs/>
+                <w:sz w:val="20"/>
+                <w:szCs w:val="20"/>
+                <w:rtl/>
+              </w:rPr>
+              <w:t>/</w:t>
+            </w:r>
+            <w:r>
+              <w:rPr>
+                <w:rFonts w:ascii="29LT Bukra Bold Italic" w:hAnsi="29LT Bukra Bold Italic" w:cs="29LT Bukra Bold Italic" w:hint="cs"/>
+                <w:b/>
+                <w:bCs/>
+                <w:sz w:val="20"/>
+                <w:szCs w:val="20"/>
+                <w:rtl/>
+              </w:rPr>
+              <w:t>5</w:t>
             </w:r>
           </w:p>
         </w:tc>
@@ -3909,7 +3931,73 @@
                 <w:szCs w:val="20"/>
                 <w:rtl/>
               </w:rPr>
-              <w:t>24/10: 28/10</w:t>
+              <w:t>4</w:t>
+            </w:r>
+            <w:r>
+              <w:rPr>
+                <w:rFonts w:ascii="29LT Bukra Bold Italic" w:hAnsi="29LT Bukra Bold Italic" w:cs="29LT Bukra Bold Italic" w:hint="cs"/>
+                <w:b/>
+                <w:bCs/>
+                <w:sz w:val="20"/>
+                <w:szCs w:val="20"/>
+                <w:rtl/>
+              </w:rPr>
+              <w:t>/</w:t>
+            </w:r>
+            <w:r>
+              <w:rPr>
+                <w:rFonts w:ascii="29LT Bukra Bold Italic" w:hAnsi="29LT Bukra Bold Italic" w:cs="29LT Bukra Bold Italic" w:hint="cs"/>
+                <w:b/>
+                <w:bCs/>
+                <w:sz w:val="20"/>
+                <w:szCs w:val="20"/>
+                <w:rtl/>
+              </w:rPr>
+              <w:t>16</w:t>
+            </w:r>
+            <w:r>
+              <w:rPr>
+                <w:rFonts w:ascii="29LT Bukra Bold Italic" w:hAnsi="29LT Bukra Bold Italic" w:cs="29LT Bukra Bold Italic" w:hint="cs"/>
+                <w:b/>
+                <w:bCs/>
+                <w:sz w:val="20"/>
+                <w:szCs w:val="20"/>
+                <w:rtl/>
+              </w:rPr>
+              <w:t xml:space="preserve">: </w:t>
+            </w:r>
+            <w:r>
+              <w:rPr>
+                <w:rFonts w:ascii="29LT Bukra Bold Italic" w:hAnsi="29LT Bukra Bold Italic" w:cs="29LT Bukra Bold Italic" w:hint="cs"/>
+                <w:b/>
+                <w:bCs/>
+                <w:sz w:val="20"/>
+                <w:szCs w:val="20"/>
+                <w:rtl/>
+              </w:rPr>
+              <w:t>4</w:t>
+            </w:r>
+            <w:r>
+              <w:rPr>
+                <w:rFonts w:ascii="29LT Bukra Bold Italic" w:hAnsi="29LT Bukra Bold Italic" w:cs="29LT Bukra Bold Italic" w:hint="cs"/>
+                <w:b/>
+                <w:bCs/>
+                <w:sz w:val="20"/>
+                <w:szCs w:val="20"/>
+                <w:rtl/>
+              </w:rPr>
+              <w:t>/</w:t>
+            </w:r>
+            <w:r>
+              <w:rPr>
+                <w:rFonts w:ascii="29LT Bukra Bold Italic" w:hAnsi="29LT Bukra Bold Italic" w:cs="29LT Bukra Bold Italic" w:hint="cs"/>
+                <w:b/>
+                <w:bCs/>
+                <w:sz w:val="20"/>
+                <w:szCs w:val="20"/>
+                <w:rtl/>
+              </w:rPr>
+              <w:t>12</w:t>
             </w:r>
           </w:p>
         </w:tc>
@@ -4017,7 +4105,73 @@
                 <w:szCs w:val="20"/>
                 <w:rtl/>
               </w:rPr>
-              <w:t>2/11: 6/11</w:t>
+              <w:t>4</w:t>
+            </w:r>
+            <w:r>
+              <w:rPr>
+                <w:rFonts w:ascii="29LT Bukra Bold Italic" w:hAnsi="29LT Bukra Bold Italic" w:cs="29LT Bukra Bold Italic" w:hint="cs"/>
+                <w:b/>
+                <w:bCs/>
+                <w:sz w:val="20"/>
+                <w:szCs w:val="20"/>
+                <w:rtl/>
+              </w:rPr>
+              <w:t>/</w:t>
+            </w:r>
+            <w:r>
+              <w:rPr>
+                <w:rFonts w:ascii="29LT Bukra Bold Italic" w:hAnsi="29LT Bukra Bold Italic" w:cs="29LT Bukra Bold Italic" w:hint="cs"/>
+                <w:b/>
+                <w:bCs/>
+                <w:sz w:val="20"/>
+                <w:szCs w:val="20"/>
+                <w:rtl/>
+              </w:rPr>
+              <w:t>23</w:t>
+            </w:r>
+            <w:r>
+              <w:rPr>
+                <w:rFonts w:ascii="29LT Bukra Bold Italic" w:hAnsi="29LT Bukra Bold Italic" w:cs="29LT Bukra Bold Italic" w:hint="cs"/>
+                <w:b/>
+                <w:bCs/>
+                <w:sz w:val="20"/>
+                <w:szCs w:val="20"/>
+                <w:rtl/>
+              </w:rPr>
+              <w:t xml:space="preserve">: </w:t>
+            </w:r>
+            <w:r>
+              <w:rPr>
+                <w:rFonts w:ascii="29LT Bukra Bold Italic" w:hAnsi="29LT Bukra Bold Italic" w:cs="29LT Bukra Bold Italic" w:hint="cs"/>
+                <w:b/>
+                <w:bCs/>
+                <w:sz w:val="20"/>
+                <w:szCs w:val="20"/>
+                <w:rtl/>
+              </w:rPr>
+              <w:t>4</w:t>
+            </w:r>
+            <w:r>
+              <w:rPr>
+                <w:rFonts w:ascii="29LT Bukra Bold Italic" w:hAnsi="29LT Bukra Bold Italic" w:cs="29LT Bukra Bold Italic" w:hint="cs"/>
+                <w:b/>
+                <w:bCs/>
+                <w:sz w:val="20"/>
+                <w:szCs w:val="20"/>
+                <w:rtl/>
+              </w:rPr>
+              <w:t>/</w:t>
+            </w:r>
+            <w:r>
+              <w:rPr>
+                <w:rFonts w:ascii="29LT Bukra Bold Italic" w:hAnsi="29LT Bukra Bold Italic" w:cs="29LT Bukra Bold Italic" w:hint="cs"/>
+                <w:b/>
+                <w:bCs/>
+                <w:sz w:val="20"/>
+                <w:szCs w:val="20"/>
+                <w:rtl/>
+              </w:rPr>
+              <w:t>19</w:t>
             </w:r>
           </w:p>
         </w:tc>
@@ -4054,7 +4208,7 @@
         </w:tc>
         <w:tc>
           <w:tcPr>
-            <w:tcW w:w="1711" w:type="dxa"/>
+            <w:tcW w:w="2017" w:type="dxa"/>
             <w:shd w:val="clear" w:color="auto" w:fill="FFE599" w:themeFill="accent4" w:themeFillTint="66"/>
             <w:vAlign w:val="center"/>
           </w:tcPr>
@@ -4079,7 +4233,7 @@
                 <w:sz w:val="20"/>
                 <w:szCs w:val="20"/>
               </w:rPr>
-              <w:t>12</w:t>
+              <w:t>11</w:t>
             </w:r>
             <w:r>
               <w:rPr>
@@ -4125,7 +4279,73 @@
                 <w:szCs w:val="20"/>
                 <w:rtl/>
               </w:rPr>
-              <w:t>9/11: 13/11</w:t>
+              <w:t>4</w:t>
+            </w:r>
+            <w:r>
+              <w:rPr>
+                <w:rFonts w:ascii="29LT Bukra Bold Italic" w:hAnsi="29LT Bukra Bold Italic" w:cs="29LT Bukra Bold Italic" w:hint="cs"/>
+                <w:b/>
+                <w:bCs/>
+                <w:sz w:val="20"/>
+                <w:szCs w:val="20"/>
+                <w:rtl/>
+              </w:rPr>
+              <w:t>/</w:t>
+            </w:r>
+            <w:r>
+              <w:rPr>
+                <w:rFonts w:ascii="29LT Bukra Bold Italic" w:hAnsi="29LT Bukra Bold Italic" w:cs="29LT Bukra Bold Italic" w:hint="cs"/>
+                <w:b/>
+                <w:bCs/>
+                <w:sz w:val="20"/>
+                <w:szCs w:val="20"/>
+                <w:rtl/>
+              </w:rPr>
+              <w:t>23</w:t>
+            </w:r>
+            <w:r>
+              <w:rPr>
+                <w:rFonts w:ascii="29LT Bukra Bold Italic" w:hAnsi="29LT Bukra Bold Italic" w:cs="29LT Bukra Bold Italic" w:hint="cs"/>
+                <w:b/>
+                <w:bCs/>
+                <w:sz w:val="20"/>
+                <w:szCs w:val="20"/>
+                <w:rtl/>
+              </w:rPr>
+              <w:t xml:space="preserve">: </w:t>
+            </w:r>
+            <w:r>
+              <w:rPr>
+                <w:rFonts w:ascii="29LT Bukra Bold Italic" w:hAnsi="29LT Bukra Bold Italic" w:cs="29LT Bukra Bold Italic" w:hint="cs"/>
+                <w:b/>
+                <w:bCs/>
+                <w:sz w:val="20"/>
+                <w:szCs w:val="20"/>
+                <w:rtl/>
+              </w:rPr>
+              <w:t>4</w:t>
+            </w:r>
+            <w:r>
+              <w:rPr>
+                <w:rFonts w:ascii="29LT Bukra Bold Italic" w:hAnsi="29LT Bukra Bold Italic" w:cs="29LT Bukra Bold Italic" w:hint="cs"/>
+                <w:b/>
+                <w:bCs/>
+                <w:sz w:val="20"/>
+                <w:szCs w:val="20"/>
+                <w:rtl/>
+              </w:rPr>
+              <w:t>/</w:t>
+            </w:r>
+            <w:r>
+              <w:rPr>
+                <w:rFonts w:ascii="29LT Bukra Bold Italic" w:hAnsi="29LT Bukra Bold Italic" w:cs="29LT Bukra Bold Italic" w:hint="cs"/>
+                <w:b/>
+                <w:bCs/>
+                <w:sz w:val="20"/>
+                <w:szCs w:val="20"/>
+                <w:rtl/>
+              </w:rPr>
+              <w:t>19</w:t>
             </w:r>
           </w:p>
         </w:tc>
@@ -4164,7 +4384,7 @@
         </w:tc>
         <w:tc>
           <w:tcPr>
-            <w:tcW w:w="2009" w:type="dxa"/>
+            <w:tcW w:w="2017" w:type="dxa"/>
             <w:vMerge w:val="restart"/>
             <w:vAlign w:val="center"/>
           </w:tcPr>
@@ -4325,7 +4545,7 @@
         </w:tc>
         <w:tc>
           <w:tcPr>
-            <w:tcW w:w="1711" w:type="dxa"/>
+            <w:tcW w:w="2017" w:type="dxa"/>
             <w:vMerge w:val="restart"/>
             <w:vAlign w:val="center"/>
           </w:tcPr>
@@ -4400,7 +4620,7 @@
         </w:tc>
         <w:tc>
           <w:tcPr>
-            <w:tcW w:w="2009" w:type="dxa"/>
+            <w:tcW w:w="2017" w:type="dxa"/>
             <w:vMerge/>
             <w:vAlign w:val="center"/>
           </w:tcPr>
@@ -4538,7 +4758,7 @@
         </w:tc>
         <w:tc>
           <w:tcPr>
-            <w:tcW w:w="1711" w:type="dxa"/>
+            <w:tcW w:w="2017" w:type="dxa"/>
             <w:vMerge/>
             <w:vAlign w:val="center"/>
           </w:tcPr>
@@ -4590,7 +4810,7 @@
         </w:tc>
         <w:tc>
           <w:tcPr>
-            <w:tcW w:w="2009" w:type="dxa"/>
+            <w:tcW w:w="2017" w:type="dxa"/>
             <w:vMerge/>
             <w:vAlign w:val="center"/>
           </w:tcPr>
@@ -4728,7 +4948,7 @@
         </w:tc>
         <w:tc>
           <w:tcPr>
-            <w:tcW w:w="1711" w:type="dxa"/>
+            <w:tcW w:w="2017" w:type="dxa"/>
             <w:vMerge/>
             <w:vAlign w:val="center"/>
           </w:tcPr>
@@ -4780,7 +5000,7 @@
         </w:tc>
         <w:tc>
           <w:tcPr>
-            <w:tcW w:w="2009" w:type="dxa"/>
+            <w:tcW w:w="2017" w:type="dxa"/>
             <w:vMerge/>
             <w:vAlign w:val="center"/>
           </w:tcPr>
@@ -4918,7 +5138,7 @@
         </w:tc>
         <w:tc>
           <w:tcPr>
-            <w:tcW w:w="1711" w:type="dxa"/>
+            <w:tcW w:w="2017" w:type="dxa"/>
             <w:vMerge/>
             <w:vAlign w:val="center"/>
           </w:tcPr>
@@ -4970,7 +5190,7 @@
         </w:tc>
         <w:tc>
           <w:tcPr>
-            <w:tcW w:w="2009" w:type="dxa"/>
+            <w:tcW w:w="2017" w:type="dxa"/>
             <w:vMerge/>
             <w:vAlign w:val="center"/>
           </w:tcPr>
@@ -5108,7 +5328,7 @@
         </w:tc>
         <w:tc>
           <w:tcPr>
-            <w:tcW w:w="1711" w:type="dxa"/>
+            <w:tcW w:w="2017" w:type="dxa"/>
             <w:vMerge/>
             <w:vAlign w:val="center"/>
           </w:tcPr>
@@ -5164,7 +5384,7 @@
         </w:tc>
         <w:tc>
           <w:tcPr>
-            <w:tcW w:w="2009" w:type="dxa"/>
+            <w:tcW w:w="2017" w:type="dxa"/>
             <w:shd w:val="clear" w:color="auto" w:fill="FFE599" w:themeFill="accent4" w:themeFillTint="66"/>
             <w:vAlign w:val="center"/>
           </w:tcPr>
@@ -5235,7 +5455,73 @@
                 <w:szCs w:val="20"/>
                 <w:rtl/>
               </w:rPr>
-              <w:t>16/11: 20/11</w:t>
+              <w:t>5</w:t>
+            </w:r>
+            <w:r>
+              <w:rPr>
+                <w:rFonts w:ascii="29LT Bukra Bold Italic" w:hAnsi="29LT Bukra Bold Italic" w:cs="29LT Bukra Bold Italic" w:hint="cs"/>
+                <w:b/>
+                <w:bCs/>
+                <w:sz w:val="20"/>
+                <w:szCs w:val="20"/>
+                <w:rtl/>
+              </w:rPr>
+              <w:t>/</w:t>
+            </w:r>
+            <w:r>
+              <w:rPr>
+                <w:rFonts w:ascii="29LT Bukra Bold Italic" w:hAnsi="29LT Bukra Bold Italic" w:cs="29LT Bukra Bold Italic" w:hint="cs"/>
+                <w:b/>
+                <w:bCs/>
+                <w:sz w:val="20"/>
+                <w:szCs w:val="20"/>
+                <w:rtl/>
+              </w:rPr>
+              <w:t>7</w:t>
+            </w:r>
+            <w:r>
+              <w:rPr>
+                <w:rFonts w:ascii="29LT Bukra Bold Italic" w:hAnsi="29LT Bukra Bold Italic" w:cs="29LT Bukra Bold Italic" w:hint="cs"/>
+                <w:b/>
+                <w:bCs/>
+                <w:sz w:val="20"/>
+                <w:szCs w:val="20"/>
+                <w:rtl/>
+              </w:rPr>
+              <w:t xml:space="preserve">: </w:t>
+            </w:r>
+            <w:r>
+              <w:rPr>
+                <w:rFonts w:ascii="29LT Bukra Bold Italic" w:hAnsi="29LT Bukra Bold Italic" w:cs="29LT Bukra Bold Italic" w:hint="cs"/>
+                <w:b/>
+                <w:bCs/>
+                <w:sz w:val="20"/>
+                <w:szCs w:val="20"/>
+                <w:rtl/>
+              </w:rPr>
+              <w:t>5</w:t>
+            </w:r>
+            <w:r>
+              <w:rPr>
+                <w:rFonts w:ascii="29LT Bukra Bold Italic" w:hAnsi="29LT Bukra Bold Italic" w:cs="29LT Bukra Bold Italic" w:hint="cs"/>
+                <w:b/>
+                <w:bCs/>
+                <w:sz w:val="20"/>
+                <w:szCs w:val="20"/>
+                <w:rtl/>
+              </w:rPr>
+              <w:t>/</w:t>
+            </w:r>
+            <w:r>
+              <w:rPr>
+                <w:rFonts w:ascii="29LT Bukra Bold Italic" w:hAnsi="29LT Bukra Bold Italic" w:cs="29LT Bukra Bold Italic" w:hint="cs"/>
+                <w:b/>
+                <w:bCs/>
+                <w:sz w:val="20"/>
+                <w:szCs w:val="20"/>
+                <w:rtl/>
+              </w:rPr>
+              <w:t>3</w:t>
             </w:r>
           </w:p>
         </w:tc>
@@ -5343,7 +5629,73 @@
                 <w:szCs w:val="20"/>
                 <w:rtl/>
               </w:rPr>
-              <w:t>23/11: 27/11</w:t>
+              <w:t>5</w:t>
+            </w:r>
+            <w:r>
+              <w:rPr>
+                <w:rFonts w:ascii="29LT Bukra Bold Italic" w:hAnsi="29LT Bukra Bold Italic" w:cs="29LT Bukra Bold Italic" w:hint="cs"/>
+                <w:b/>
+                <w:bCs/>
+                <w:sz w:val="20"/>
+                <w:szCs w:val="20"/>
+                <w:rtl/>
+              </w:rPr>
+              <w:t>/1</w:t>
+            </w:r>
+            <w:r>
+              <w:rPr>
+                <w:rFonts w:ascii="29LT Bukra Bold Italic" w:hAnsi="29LT Bukra Bold Italic" w:cs="29LT Bukra Bold Italic" w:hint="cs"/>
+                <w:b/>
+                <w:bCs/>
+                <w:sz w:val="20"/>
+                <w:szCs w:val="20"/>
+                <w:rtl/>
+              </w:rPr>
+              <w:t>4</w:t>
+            </w:r>
+            <w:r>
+              <w:rPr>
+                <w:rFonts w:ascii="29LT Bukra Bold Italic" w:hAnsi="29LT Bukra Bold Italic" w:cs="29LT Bukra Bold Italic" w:hint="cs"/>
+                <w:b/>
+                <w:bCs/>
+                <w:sz w:val="20"/>
+                <w:szCs w:val="20"/>
+                <w:rtl/>
+              </w:rPr>
+              <w:t xml:space="preserve">: </w:t>
+            </w:r>
+            <w:r>
+              <w:rPr>
+                <w:rFonts w:ascii="29LT Bukra Bold Italic" w:hAnsi="29LT Bukra Bold Italic" w:cs="29LT Bukra Bold Italic" w:hint="cs"/>
+                <w:b/>
+                <w:bCs/>
+                <w:sz w:val="20"/>
+                <w:szCs w:val="20"/>
+                <w:rtl/>
+              </w:rPr>
+              <w:t>5</w:t>
+            </w:r>
+            <w:r>
+              <w:rPr>
+                <w:rFonts w:ascii="29LT Bukra Bold Italic" w:hAnsi="29LT Bukra Bold Italic" w:cs="29LT Bukra Bold Italic" w:hint="cs"/>
+                <w:b/>
+                <w:bCs/>
+                <w:sz w:val="20"/>
+                <w:szCs w:val="20"/>
+                <w:rtl/>
+              </w:rPr>
+              <w:t>/</w:t>
+            </w:r>
+            <w:r>
+              <w:rPr>
+                <w:rFonts w:ascii="29LT Bukra Bold Italic" w:hAnsi="29LT Bukra Bold Italic" w:cs="29LT Bukra Bold Italic" w:hint="cs"/>
+                <w:b/>
+                <w:bCs/>
+                <w:sz w:val="20"/>
+                <w:szCs w:val="20"/>
+                <w:rtl/>
+              </w:rPr>
+              <w:t>10</w:t>
             </w:r>
           </w:p>
         </w:tc>
@@ -5451,7 +5803,73 @@
                 <w:szCs w:val="20"/>
                 <w:rtl/>
               </w:rPr>
-              <w:t>30/11: 4/12</w:t>
+              <w:t>5</w:t>
+            </w:r>
+            <w:r>
+              <w:rPr>
+                <w:rFonts w:ascii="29LT Bukra Bold Italic" w:hAnsi="29LT Bukra Bold Italic" w:cs="29LT Bukra Bold Italic" w:hint="cs"/>
+                <w:b/>
+                <w:bCs/>
+                <w:sz w:val="20"/>
+                <w:szCs w:val="20"/>
+                <w:rtl/>
+              </w:rPr>
+              <w:t>/</w:t>
+            </w:r>
+            <w:r>
+              <w:rPr>
+                <w:rFonts w:ascii="29LT Bukra Bold Italic" w:hAnsi="29LT Bukra Bold Italic" w:cs="29LT Bukra Bold Italic" w:hint="cs"/>
+                <w:b/>
+                <w:bCs/>
+                <w:sz w:val="20"/>
+                <w:szCs w:val="20"/>
+                <w:rtl/>
+              </w:rPr>
+              <w:t>2</w:t>
+            </w:r>
+            <w:r>
+              <w:rPr>
+                <w:rFonts w:ascii="29LT Bukra Bold Italic" w:hAnsi="29LT Bukra Bold Italic" w:cs="29LT Bukra Bold Italic" w:hint="cs"/>
+                <w:b/>
+                <w:bCs/>
+                <w:sz w:val="20"/>
+                <w:szCs w:val="20"/>
+                <w:rtl/>
+              </w:rPr>
+              <w:t xml:space="preserve">1: </w:t>
+            </w:r>
+            <w:r>
+              <w:rPr>
+                <w:rFonts w:ascii="29LT Bukra Bold Italic" w:hAnsi="29LT Bukra Bold Italic" w:cs="29LT Bukra Bold Italic" w:hint="cs"/>
+                <w:b/>
+                <w:bCs/>
+                <w:sz w:val="20"/>
+                <w:szCs w:val="20"/>
+                <w:rtl/>
+              </w:rPr>
+              <w:t>5</w:t>
+            </w:r>
+            <w:r>
+              <w:rPr>
+                <w:rFonts w:ascii="29LT Bukra Bold Italic" w:hAnsi="29LT Bukra Bold Italic" w:cs="29LT Bukra Bold Italic" w:hint="cs"/>
+                <w:b/>
+                <w:bCs/>
+                <w:sz w:val="20"/>
+                <w:szCs w:val="20"/>
+                <w:rtl/>
+              </w:rPr>
+              <w:t>/1</w:t>
+            </w:r>
+            <w:r>
+              <w:rPr>
+                <w:rFonts w:ascii="29LT Bukra Bold Italic" w:hAnsi="29LT Bukra Bold Italic" w:cs="29LT Bukra Bold Italic" w:hint="cs"/>
+                <w:b/>
+                <w:bCs/>
+                <w:sz w:val="20"/>
+                <w:szCs w:val="20"/>
+                <w:rtl/>
+              </w:rPr>
+              <w:t>7</w:t>
             </w:r>
           </w:p>
         </w:tc>
@@ -5488,7 +5906,7 @@
         </w:tc>
         <w:tc>
           <w:tcPr>
-            <w:tcW w:w="1711" w:type="dxa"/>
+            <w:tcW w:w="2017" w:type="dxa"/>
             <w:shd w:val="clear" w:color="auto" w:fill="FFE599" w:themeFill="accent4" w:themeFillTint="66"/>
             <w:vAlign w:val="center"/>
           </w:tcPr>
@@ -5559,7 +5977,62 @@
                 <w:szCs w:val="20"/>
                 <w:rtl/>
               </w:rPr>
-              <w:t>14/12: 18/12</w:t>
+              <w:t>6</w:t>
+            </w:r>
+            <w:r>
+              <w:rPr>
+                <w:rFonts w:ascii="29LT Bukra Bold Italic" w:hAnsi="29LT Bukra Bold Italic" w:cs="29LT Bukra Bold Italic" w:hint="cs"/>
+                <w:b/>
+                <w:bCs/>
+                <w:sz w:val="20"/>
+                <w:szCs w:val="20"/>
+                <w:rtl/>
+              </w:rPr>
+              <w:t>/</w:t>
+            </w:r>
+            <w:r>
+              <w:rPr>
+                <w:rFonts w:ascii="29LT Bukra Bold Italic" w:hAnsi="29LT Bukra Bold Italic" w:cs="29LT Bukra Bold Italic" w:hint="cs"/>
+                <w:b/>
+                <w:bCs/>
+                <w:sz w:val="20"/>
+                <w:szCs w:val="20"/>
+                <w:rtl/>
+              </w:rPr>
+              <w:t>4</w:t>
+            </w:r>
+            <w:r>
+              <w:rPr>
+                <w:rFonts w:ascii="29LT Bukra Bold Italic" w:hAnsi="29LT Bukra Bold Italic" w:cs="29LT Bukra Bold Italic" w:hint="cs"/>
+                <w:b/>
+                <w:bCs/>
+                <w:sz w:val="20"/>
+                <w:szCs w:val="20"/>
+                <w:rtl/>
+              </w:rPr>
+              <w:t xml:space="preserve">: </w:t>
+            </w:r>
+            <w:r>
+              <w:rPr>
+                <w:rFonts w:ascii="29LT Bukra Bold Italic" w:hAnsi="29LT Bukra Bold Italic" w:cs="29LT Bukra Bold Italic" w:hint="cs"/>
+                <w:b/>
+                <w:bCs/>
+                <w:sz w:val="20"/>
+                <w:szCs w:val="20"/>
+                <w:rtl/>
+              </w:rPr>
+              <w:t>6</w:t>
+            </w:r>
+            <w:r>
+              <w:rPr>
+                <w:rFonts w:ascii="29LT Bukra Bold Italic" w:hAnsi="29LT Bukra Bold Italic" w:cs="29LT Bukra Bold Italic" w:hint="cs"/>
+                <w:b/>
+                <w:bCs/>
+                <w:sz w:val="20"/>
+                <w:szCs w:val="20"/>
+                <w:rtl/>
+              </w:rPr>
+              <w:t>/2</w:t>
             </w:r>
           </w:p>
         </w:tc>
@@ -5598,7 +6071,7 @@
         </w:tc>
         <w:tc>
           <w:tcPr>
-            <w:tcW w:w="2009" w:type="dxa"/>
+            <w:tcW w:w="2017" w:type="dxa"/>
             <w:vMerge w:val="restart"/>
             <w:vAlign w:val="center"/>
           </w:tcPr>
@@ -5754,7 +6227,7 @@
         </w:tc>
         <w:tc>
           <w:tcPr>
-            <w:tcW w:w="1711" w:type="dxa"/>
+            <w:tcW w:w="2017" w:type="dxa"/>
             <w:vMerge w:val="restart"/>
             <w:vAlign w:val="center"/>
           </w:tcPr>
@@ -5814,7 +6287,7 @@
         </w:tc>
         <w:tc>
           <w:tcPr>
-            <w:tcW w:w="2009" w:type="dxa"/>
+            <w:tcW w:w="2017" w:type="dxa"/>
             <w:vMerge/>
             <w:vAlign w:val="center"/>
           </w:tcPr>
@@ -5952,7 +6425,7 @@
         </w:tc>
         <w:tc>
           <w:tcPr>
-            <w:tcW w:w="1711" w:type="dxa"/>
+            <w:tcW w:w="2017" w:type="dxa"/>
             <w:vMerge/>
             <w:vAlign w:val="center"/>
           </w:tcPr>
@@ -6004,7 +6477,7 @@
         </w:tc>
         <w:tc>
           <w:tcPr>
-            <w:tcW w:w="2009" w:type="dxa"/>
+            <w:tcW w:w="2017" w:type="dxa"/>
             <w:vMerge/>
             <w:vAlign w:val="center"/>
           </w:tcPr>
@@ -6142,7 +6615,7 @@
         </w:tc>
         <w:tc>
           <w:tcPr>
-            <w:tcW w:w="1711" w:type="dxa"/>
+            <w:tcW w:w="2017" w:type="dxa"/>
             <w:vMerge/>
             <w:vAlign w:val="center"/>
           </w:tcPr>
@@ -6194,7 +6667,7 @@
         </w:tc>
         <w:tc>
           <w:tcPr>
-            <w:tcW w:w="2009" w:type="dxa"/>
+            <w:tcW w:w="2017" w:type="dxa"/>
             <w:vMerge/>
             <w:vAlign w:val="center"/>
           </w:tcPr>
@@ -6332,7 +6805,7 @@
         </w:tc>
         <w:tc>
           <w:tcPr>
-            <w:tcW w:w="1711" w:type="dxa"/>
+            <w:tcW w:w="2017" w:type="dxa"/>
             <w:vMerge/>
             <w:vAlign w:val="center"/>
           </w:tcPr>
@@ -6384,7 +6857,7 @@
         </w:tc>
         <w:tc>
           <w:tcPr>
-            <w:tcW w:w="2009" w:type="dxa"/>
+            <w:tcW w:w="2017" w:type="dxa"/>
             <w:vMerge/>
             <w:vAlign w:val="center"/>
           </w:tcPr>
@@ -6522,7 +6995,7 @@
         </w:tc>
         <w:tc>
           <w:tcPr>
-            <w:tcW w:w="1711" w:type="dxa"/>
+            <w:tcW w:w="2017" w:type="dxa"/>
             <w:vMerge/>
             <w:vAlign w:val="center"/>
           </w:tcPr>
@@ -6578,7 +7051,7 @@
         </w:tc>
         <w:tc>
           <w:tcPr>
-            <w:tcW w:w="2009" w:type="dxa"/>
+            <w:tcW w:w="2017" w:type="dxa"/>
             <w:shd w:val="clear" w:color="auto" w:fill="FFE599" w:themeFill="accent4" w:themeFillTint="66"/>
             <w:vAlign w:val="center"/>
           </w:tcPr>
@@ -6649,7 +7122,73 @@
                 <w:szCs w:val="20"/>
                 <w:rtl/>
               </w:rPr>
-              <w:t>21/12: 25/12</w:t>
+              <w:t>6</w:t>
+            </w:r>
+            <w:r>
+              <w:rPr>
+                <w:rFonts w:ascii="29LT Bukra Bold Italic" w:hAnsi="29LT Bukra Bold Italic" w:cs="29LT Bukra Bold Italic" w:hint="cs"/>
+                <w:b/>
+                <w:bCs/>
+                <w:sz w:val="20"/>
+                <w:szCs w:val="20"/>
+                <w:rtl/>
+              </w:rPr>
+              <w:t>/1</w:t>
+            </w:r>
+            <w:r>
+              <w:rPr>
+                <w:rFonts w:ascii="29LT Bukra Bold Italic" w:hAnsi="29LT Bukra Bold Italic" w:cs="29LT Bukra Bold Italic" w:hint="cs"/>
+                <w:b/>
+                <w:bCs/>
+                <w:sz w:val="20"/>
+                <w:szCs w:val="20"/>
+                <w:rtl/>
+              </w:rPr>
+              <w:t>1</w:t>
+            </w:r>
+            <w:r>
+              <w:rPr>
+                <w:rFonts w:ascii="29LT Bukra Bold Italic" w:hAnsi="29LT Bukra Bold Italic" w:cs="29LT Bukra Bold Italic" w:hint="cs"/>
+                <w:b/>
+                <w:bCs/>
+                <w:sz w:val="20"/>
+                <w:szCs w:val="20"/>
+                <w:rtl/>
+              </w:rPr>
+              <w:t xml:space="preserve">: </w:t>
+            </w:r>
+            <w:r>
+              <w:rPr>
+                <w:rFonts w:ascii="29LT Bukra Bold Italic" w:hAnsi="29LT Bukra Bold Italic" w:cs="29LT Bukra Bold Italic" w:hint="cs"/>
+                <w:b/>
+                <w:bCs/>
+                <w:sz w:val="20"/>
+                <w:szCs w:val="20"/>
+                <w:rtl/>
+              </w:rPr>
+              <w:t>6</w:t>
+            </w:r>
+            <w:r>
+              <w:rPr>
+                <w:rFonts w:ascii="29LT Bukra Bold Italic" w:hAnsi="29LT Bukra Bold Italic" w:cs="29LT Bukra Bold Italic" w:hint="cs"/>
+                <w:b/>
+                <w:bCs/>
+                <w:sz w:val="20"/>
+                <w:szCs w:val="20"/>
+                <w:rtl/>
+              </w:rPr>
+              <w:t>/</w:t>
+            </w:r>
+            <w:r>
+              <w:rPr>
+                <w:rFonts w:ascii="29LT Bukra Bold Italic" w:hAnsi="29LT Bukra Bold Italic" w:cs="29LT Bukra Bold Italic" w:hint="cs"/>
+                <w:b/>
+                <w:bCs/>
+                <w:sz w:val="20"/>
+                <w:szCs w:val="20"/>
+                <w:rtl/>
+              </w:rPr>
+              <w:t>7</w:t>
             </w:r>
           </w:p>
         </w:tc>
@@ -6757,7 +7296,73 @@
                 <w:szCs w:val="20"/>
                 <w:rtl/>
               </w:rPr>
-              <w:t>28/12: 3/1</w:t>
+              <w:t>6</w:t>
+            </w:r>
+            <w:r>
+              <w:rPr>
+                <w:rFonts w:ascii="29LT Bukra Bold Italic" w:hAnsi="29LT Bukra Bold Italic" w:cs="29LT Bukra Bold Italic" w:hint="cs"/>
+                <w:b/>
+                <w:bCs/>
+                <w:sz w:val="20"/>
+                <w:szCs w:val="20"/>
+                <w:rtl/>
+              </w:rPr>
+              <w:t>/1</w:t>
+            </w:r>
+            <w:r>
+              <w:rPr>
+                <w:rFonts w:ascii="29LT Bukra Bold Italic" w:hAnsi="29LT Bukra Bold Italic" w:cs="29LT Bukra Bold Italic" w:hint="cs"/>
+                <w:b/>
+                <w:bCs/>
+                <w:sz w:val="20"/>
+                <w:szCs w:val="20"/>
+                <w:rtl/>
+              </w:rPr>
+              <w:t>8</w:t>
+            </w:r>
+            <w:r>
+              <w:rPr>
+                <w:rFonts w:ascii="29LT Bukra Bold Italic" w:hAnsi="29LT Bukra Bold Italic" w:cs="29LT Bukra Bold Italic" w:hint="cs"/>
+                <w:b/>
+                <w:bCs/>
+                <w:sz w:val="20"/>
+                <w:szCs w:val="20"/>
+                <w:rtl/>
+              </w:rPr>
+              <w:t xml:space="preserve">: </w:t>
+            </w:r>
+            <w:r>
+              <w:rPr>
+                <w:rFonts w:ascii="29LT Bukra Bold Italic" w:hAnsi="29LT Bukra Bold Italic" w:cs="29LT Bukra Bold Italic" w:hint="cs"/>
+                <w:b/>
+                <w:bCs/>
+                <w:sz w:val="20"/>
+                <w:szCs w:val="20"/>
+                <w:rtl/>
+              </w:rPr>
+              <w:t>6</w:t>
+            </w:r>
+            <w:r>
+              <w:rPr>
+                <w:rFonts w:ascii="29LT Bukra Bold Italic" w:hAnsi="29LT Bukra Bold Italic" w:cs="29LT Bukra Bold Italic" w:hint="cs"/>
+                <w:b/>
+                <w:bCs/>
+                <w:sz w:val="20"/>
+                <w:szCs w:val="20"/>
+                <w:rtl/>
+              </w:rPr>
+              <w:t>/1</w:t>
+            </w:r>
+            <w:r>
+              <w:rPr>
+                <w:rFonts w:ascii="29LT Bukra Bold Italic" w:hAnsi="29LT Bukra Bold Italic" w:cs="29LT Bukra Bold Italic" w:hint="cs"/>
+                <w:b/>
+                <w:bCs/>
+                <w:sz w:val="20"/>
+                <w:szCs w:val="20"/>
+                <w:rtl/>
+              </w:rPr>
+              <w:t>4</w:t>
             </w:r>
           </w:p>
         </w:tc>
@@ -6794,7 +7399,7 @@
         </w:tc>
         <w:tc>
           <w:tcPr>
-            <w:tcW w:w="4594" w:type="dxa"/>
+            <w:tcW w:w="4900" w:type="dxa"/>
             <w:gridSpan w:val="3"/>
             <w:shd w:val="clear" w:color="auto" w:fill="FFE599" w:themeFill="accent4" w:themeFillTint="66"/>
             <w:vAlign w:val="center"/>
@@ -6867,7 +7472,6 @@
               </w:rPr>
               <w:t>6/</w:t>
             </w:r>
-            <w:proofErr w:type="gramStart"/>
             <w:r>
               <w:rPr>
                 <w:rFonts w:ascii="29LT Bukra Bold Italic" w:hAnsi="29LT Bukra Bold Italic" w:cs="29LT Bukra Bold Italic" w:hint="cs"/>
@@ -6877,9 +7481,8 @@
                 <w:szCs w:val="20"/>
                 <w:rtl/>
               </w:rPr>
-              <w:t>1:  10</w:t>
-            </w:r>
-            <w:proofErr w:type="gramEnd"/>
+              <w:t>25</w:t>
+            </w:r>
             <w:r>
               <w:rPr>
                 <w:rFonts w:ascii="29LT Bukra Bold Italic" w:hAnsi="29LT Bukra Bold Italic" w:cs="29LT Bukra Bold Italic" w:hint="cs"/>
@@ -6889,7 +7492,51 @@
                 <w:szCs w:val="20"/>
                 <w:rtl/>
               </w:rPr>
-              <w:t>/1</w:t>
+              <w:t xml:space="preserve">:  </w:t>
+            </w:r>
+            <w:r>
+              <w:rPr>
+                <w:rFonts w:ascii="29LT Bukra Bold Italic" w:hAnsi="29LT Bukra Bold Italic" w:cs="29LT Bukra Bold Italic" w:hint="cs"/>
+                <w:b/>
+                <w:bCs/>
+                <w:sz w:val="20"/>
+                <w:szCs w:val="20"/>
+                <w:rtl/>
+              </w:rPr>
+              <w:t>6</w:t>
+            </w:r>
+            <w:r>
+              <w:rPr>
+                <w:rFonts w:ascii="29LT Bukra Bold Italic" w:hAnsi="29LT Bukra Bold Italic" w:cs="29LT Bukra Bold Italic" w:hint="cs"/>
+                <w:b/>
+                <w:bCs/>
+                <w:sz w:val="20"/>
+                <w:szCs w:val="20"/>
+                <w:rtl/>
+              </w:rPr>
+              <w:t>/</w:t>
+            </w:r>
+            <w:r>
+              <w:rPr>
+                <w:rFonts w:ascii="29LT Bukra Bold Italic" w:hAnsi="29LT Bukra Bold Italic" w:cs="29LT Bukra Bold Italic" w:hint="cs"/>
+                <w:b/>
+                <w:bCs/>
+                <w:sz w:val="20"/>
+                <w:szCs w:val="20"/>
+                <w:rtl/>
+              </w:rPr>
+              <w:t>2</w:t>
+            </w:r>
+            <w:r>
+              <w:rPr>
+                <w:rFonts w:ascii="29LT Bukra Bold Italic" w:hAnsi="29LT Bukra Bold Italic" w:cs="29LT Bukra Bold Italic" w:hint="cs"/>
+                <w:b/>
+                <w:bCs/>
+                <w:sz w:val="20"/>
+                <w:szCs w:val="20"/>
+                <w:rtl/>
+              </w:rPr>
+              <w:t>1</w:t>
             </w:r>
           </w:p>
         </w:tc>
@@ -6928,7 +7575,7 @@
         </w:tc>
         <w:tc>
           <w:tcPr>
-            <w:tcW w:w="2009" w:type="dxa"/>
+            <w:tcW w:w="2017" w:type="dxa"/>
             <w:vMerge w:val="restart"/>
             <w:vAlign w:val="center"/>
           </w:tcPr>
@@ -7035,7 +7682,7 @@
         </w:tc>
         <w:tc>
           <w:tcPr>
-            <w:tcW w:w="4594" w:type="dxa"/>
+            <w:tcW w:w="4900" w:type="dxa"/>
             <w:gridSpan w:val="3"/>
             <w:vMerge w:val="restart"/>
             <w:vAlign w:val="center"/>
@@ -7096,7 +7743,7 @@
         </w:tc>
         <w:tc>
           <w:tcPr>
-            <w:tcW w:w="2009" w:type="dxa"/>
+            <w:tcW w:w="2017" w:type="dxa"/>
             <w:vMerge/>
             <w:vAlign w:val="center"/>
           </w:tcPr>
@@ -7188,7 +7835,7 @@
         </w:tc>
         <w:tc>
           <w:tcPr>
-            <w:tcW w:w="4594" w:type="dxa"/>
+            <w:tcW w:w="4900" w:type="dxa"/>
             <w:gridSpan w:val="3"/>
             <w:vMerge/>
             <w:vAlign w:val="center"/>
@@ -7241,7 +7888,7 @@
         </w:tc>
         <w:tc>
           <w:tcPr>
-            <w:tcW w:w="2009" w:type="dxa"/>
+            <w:tcW w:w="2017" w:type="dxa"/>
             <w:vMerge/>
             <w:vAlign w:val="center"/>
           </w:tcPr>
@@ -7333,7 +7980,7 @@
         </w:tc>
         <w:tc>
           <w:tcPr>
-            <w:tcW w:w="4594" w:type="dxa"/>
+            <w:tcW w:w="4900" w:type="dxa"/>
             <w:gridSpan w:val="3"/>
             <w:vMerge/>
             <w:vAlign w:val="center"/>
@@ -7386,7 +8033,7 @@
         </w:tc>
         <w:tc>
           <w:tcPr>
-            <w:tcW w:w="2009" w:type="dxa"/>
+            <w:tcW w:w="2017" w:type="dxa"/>
             <w:vMerge/>
             <w:vAlign w:val="center"/>
           </w:tcPr>
@@ -7478,7 +8125,7 @@
         </w:tc>
         <w:tc>
           <w:tcPr>
-            <w:tcW w:w="4594" w:type="dxa"/>
+            <w:tcW w:w="4900" w:type="dxa"/>
             <w:gridSpan w:val="3"/>
             <w:vMerge/>
             <w:vAlign w:val="center"/>
@@ -7531,7 +8178,7 @@
         </w:tc>
         <w:tc>
           <w:tcPr>
-            <w:tcW w:w="2009" w:type="dxa"/>
+            <w:tcW w:w="2017" w:type="dxa"/>
             <w:vMerge/>
             <w:vAlign w:val="center"/>
           </w:tcPr>
@@ -7623,7 +8270,7 @@
         </w:tc>
         <w:tc>
           <w:tcPr>
-            <w:tcW w:w="4594" w:type="dxa"/>
+            <w:tcW w:w="4900" w:type="dxa"/>
             <w:gridSpan w:val="3"/>
             <w:vMerge/>
             <w:vAlign w:val="center"/>
